--- a/lab04/lab 4.docx
+++ b/lab04/lab 4.docx
@@ -11,7 +11,6 @@
           <w:docPartUnique/>
         </w:docPartObj>
       </w:sdtPr>
-      <w:sdtEndPr/>
       <w:sdtContent>
         <w:p>
           <w:r>
@@ -134,7 +133,6 @@
                                     <w:dataBinding w:prefixMappings="xmlns:ns0='http://purl.org/dc/elements/1.1/' xmlns:ns1='http://schemas.openxmlformats.org/package/2006/metadata/core-properties' " w:xpath="/ns1:coreProperties[1]/ns0:creator[1]" w:storeItemID="{6C3C8BC8-F283-45AE-878A-BAB7291924A1}"/>
                                     <w:text/>
                                   </w:sdtPr>
-                                  <w:sdtEndPr/>
                                   <w:sdtContent>
                                     <w:p>
                                       <w:pPr>
@@ -175,7 +173,6 @@
                                       <w:dataBinding w:prefixMappings="xmlns:ns0='http://schemas.openxmlformats.org/officeDocument/2006/extended-properties' " w:xpath="/ns0:Properties[1]/ns0:Company[1]" w:storeItemID="{6668398D-A668-4E3E-A5EB-62B293D839F1}"/>
                                       <w:text/>
                                     </w:sdtPr>
-                                    <w:sdtEndPr/>
                                     <w:sdtContent>
                                       <w:r>
                                         <w:rPr>
@@ -203,7 +200,6 @@
                                       <w:dataBinding w:prefixMappings="xmlns:ns0='http://schemas.microsoft.com/office/2006/coverPageProps' " w:xpath="/ns0:CoverPageProperties[1]/ns0:CompanyAddress[1]" w:storeItemID="{55AF091B-3C7A-41E3-B477-F2FDAA23CFDA}"/>
                                       <w:text/>
                                     </w:sdtPr>
-                                    <w:sdtEndPr/>
                                     <w:sdtContent>
                                       <w:r>
                                         <w:rPr>
@@ -285,7 +281,6 @@
                                       <w:dataBinding w:prefixMappings="xmlns:ns0='http://purl.org/dc/elements/1.1/' xmlns:ns1='http://schemas.openxmlformats.org/package/2006/metadata/core-properties' " w:xpath="/ns1:coreProperties[1]/ns0:title[1]" w:storeItemID="{6C3C8BC8-F283-45AE-878A-BAB7291924A1}"/>
                                       <w:text/>
                                     </w:sdtPr>
-                                    <w:sdtEndPr/>
                                     <w:sdtContent>
                                       <w:r>
                                         <w:rPr>
@@ -359,7 +354,6 @@
                               <w:dataBinding w:prefixMappings="xmlns:ns0='http://purl.org/dc/elements/1.1/' xmlns:ns1='http://schemas.openxmlformats.org/package/2006/metadata/core-properties' " w:xpath="/ns1:coreProperties[1]/ns0:creator[1]" w:storeItemID="{6C3C8BC8-F283-45AE-878A-BAB7291924A1}"/>
                               <w:text/>
                             </w:sdtPr>
-                            <w:sdtEndPr/>
                             <w:sdtContent>
                               <w:p>
                                 <w:pPr>
@@ -400,7 +394,6 @@
                                 <w:dataBinding w:prefixMappings="xmlns:ns0='http://schemas.openxmlformats.org/officeDocument/2006/extended-properties' " w:xpath="/ns0:Properties[1]/ns0:Company[1]" w:storeItemID="{6668398D-A668-4E3E-A5EB-62B293D839F1}"/>
                                 <w:text/>
                               </w:sdtPr>
-                              <w:sdtEndPr/>
                               <w:sdtContent>
                                 <w:r>
                                   <w:rPr>
@@ -428,7 +421,6 @@
                                 <w:dataBinding w:prefixMappings="xmlns:ns0='http://schemas.microsoft.com/office/2006/coverPageProps' " w:xpath="/ns0:CoverPageProperties[1]/ns0:CompanyAddress[1]" w:storeItemID="{55AF091B-3C7A-41E3-B477-F2FDAA23CFDA}"/>
                                 <w:text/>
                               </w:sdtPr>
-                              <w:sdtEndPr/>
                               <w:sdtContent>
                                 <w:r>
                                   <w:rPr>
@@ -476,7 +468,6 @@
                                 <w:dataBinding w:prefixMappings="xmlns:ns0='http://purl.org/dc/elements/1.1/' xmlns:ns1='http://schemas.openxmlformats.org/package/2006/metadata/core-properties' " w:xpath="/ns1:coreProperties[1]/ns0:title[1]" w:storeItemID="{6C3C8BC8-F283-45AE-878A-BAB7291924A1}"/>
                                 <w:text/>
                               </w:sdtPr>
-                              <w:sdtEndPr/>
                               <w:sdtContent>
                                 <w:r>
                                   <w:rPr>
@@ -565,6 +556,7 @@
         <w:rPr>
           <w:b/>
           <w:bCs/>
+          <w:noProof/>
         </w:rPr>
         <w:drawing>
           <wp:inline distT="0" distB="0" distL="0" distR="0" wp14:anchorId="60272C1F" wp14:editId="59D483B7">
@@ -613,6 +605,9 @@
     </w:p>
     <w:p>
       <w:r>
+        <w:rPr>
+          <w:noProof/>
+        </w:rPr>
         <w:lastRenderedPageBreak/>
         <w:drawing>
           <wp:inline distT="0" distB="0" distL="0" distR="0" wp14:anchorId="04EE2166" wp14:editId="3E83F6FC">
@@ -653,119 +648,30 @@
     </w:p>
     <w:p>
       <w:pPr>
-        <w:pStyle w:val="Heading3"/>
+        <w:pStyle w:val="Heading2"/>
+        <w:jc w:val="left"/>
       </w:pPr>
+      <w:r>
+        <w:lastRenderedPageBreak/>
+        <w:t>Task 2</w:t>
+      </w:r>
     </w:p>
     <w:p>
-      <w:pPr>
-        <w:pStyle w:val="Heading3"/>
-      </w:pPr>
-    </w:p>
-    <w:p>
-      <w:pPr>
-        <w:pStyle w:val="Heading3"/>
-      </w:pPr>
-    </w:p>
-    <w:p>
-      <w:pPr>
-        <w:pStyle w:val="Heading3"/>
-      </w:pPr>
-    </w:p>
-    <w:p>
-      <w:pPr>
-        <w:pStyle w:val="Heading3"/>
-      </w:pPr>
-    </w:p>
-    <w:p>
-      <w:pPr>
-        <w:pStyle w:val="Heading3"/>
-      </w:pPr>
-    </w:p>
-    <w:p>
-      <w:pPr>
-        <w:pStyle w:val="Heading3"/>
-      </w:pPr>
-    </w:p>
-    <w:p>
-      <w:pPr>
-        <w:pStyle w:val="Heading3"/>
-      </w:pPr>
-    </w:p>
-    <w:p>
-      <w:pPr>
-        <w:pStyle w:val="Heading3"/>
-      </w:pPr>
-    </w:p>
-    <w:p>
-      <w:pPr>
-        <w:pStyle w:val="Heading3"/>
-      </w:pPr>
-    </w:p>
-    <w:p>
-      <w:pPr>
-        <w:pStyle w:val="Heading3"/>
-      </w:pPr>
-    </w:p>
-    <w:p>
-      <w:pPr>
-        <w:pStyle w:val="Heading3"/>
-      </w:pPr>
-    </w:p>
-    <w:p>
-      <w:pPr>
-        <w:pStyle w:val="Heading3"/>
-      </w:pPr>
-    </w:p>
-    <w:p>
-      <w:pPr>
-        <w:pStyle w:val="Heading3"/>
-      </w:pPr>
-    </w:p>
-    <w:p>
-      <w:pPr>
-        <w:pStyle w:val="Heading3"/>
-      </w:pPr>
-    </w:p>
-    <w:p>
-      <w:pPr>
-        <w:pStyle w:val="Heading3"/>
-      </w:pPr>
-    </w:p>
-    <w:p>
-      <w:pPr>
-        <w:pStyle w:val="Heading3"/>
-      </w:pPr>
-    </w:p>
-    <w:p>
-      <w:pPr>
-        <w:pStyle w:val="Heading3"/>
-      </w:pPr>
       <w:r>
-        <w:t>Task 2:</w:t>
-      </w:r>
-    </w:p>
-    <w:p/>
-    <w:p/>
-    <w:p/>
-    <w:p/>
-    <w:p/>
-    <w:p/>
-    <w:p/>
-    <w:p/>
-    <w:p>
-      <w:r>
-        <w:lastRenderedPageBreak/>
+        <w:rPr>
+          <w:noProof/>
+        </w:rPr>
         <w:drawing>
-          <wp:anchor distT="0" distB="0" distL="114300" distR="114300" simplePos="0" relativeHeight="251660288" behindDoc="0" locked="0" layoutInCell="1" allowOverlap="1" wp14:anchorId="150036E0" wp14:editId="0A6AB6AF">
+          <wp:anchor distT="0" distB="0" distL="114300" distR="114300" simplePos="0" relativeHeight="251660288" behindDoc="0" locked="0" layoutInCell="1" allowOverlap="1" wp14:anchorId="150036E0" wp14:editId="16391AF4">
             <wp:simplePos x="0" y="0"/>
             <wp:positionH relativeFrom="column">
-              <wp:posOffset>292396</wp:posOffset>
+              <wp:posOffset>-195691</wp:posOffset>
             </wp:positionH>
             <wp:positionV relativeFrom="paragraph">
-              <wp:posOffset>-98</wp:posOffset>
+              <wp:posOffset>76046</wp:posOffset>
             </wp:positionV>
-            <wp:extent cx="4508649" cy="6724835"/>
-            <wp:effectExtent l="0" t="0" r="6350" b="0"/>
+            <wp:extent cx="5048885" cy="7530465"/>
+            <wp:effectExtent l="0" t="0" r="0" b="0"/>
             <wp:wrapSquare wrapText="bothSides"/>
             <wp:docPr id="1597491694" name="Picture 1"/>
             <wp:cNvGraphicFramePr>
@@ -793,7 +699,7 @@
                   <pic:spPr>
                     <a:xfrm>
                       <a:off x="0" y="0"/>
-                      <a:ext cx="4508649" cy="6724835"/>
+                      <a:ext cx="5048885" cy="7530465"/>
                     </a:xfrm>
                     <a:prstGeom prst="rect">
                       <a:avLst/>
@@ -802,6 +708,12 @@
                 </pic:pic>
               </a:graphicData>
             </a:graphic>
+            <wp14:sizeRelH relativeFrom="margin">
+              <wp14:pctWidth>0</wp14:pctWidth>
+            </wp14:sizeRelH>
+            <wp14:sizeRelV relativeFrom="margin">
+              <wp14:pctHeight>0</wp14:pctHeight>
+            </wp14:sizeRelV>
           </wp:anchor>
         </w:drawing>
       </w:r>
@@ -821,7 +733,7 @@
           <w:noProof/>
         </w:rPr>
         <w:drawing>
-          <wp:inline distT="0" distB="0" distL="0" distR="0" wp14:anchorId="3AF74E3B" wp14:editId="3C80F3A4">
+          <wp:inline distT="0" distB="0" distL="0" distR="0" wp14:anchorId="3AF74E3B" wp14:editId="6E099578">
             <wp:extent cx="3458058" cy="1933845"/>
             <wp:effectExtent l="0" t="0" r="9525" b="9525"/>
             <wp:docPr id="160104968" name="Picture 1"/>
@@ -867,6 +779,9 @@
     </w:p>
     <w:p>
       <w:r>
+        <w:rPr>
+          <w:noProof/>
+        </w:rPr>
         <w:drawing>
           <wp:inline distT="0" distB="0" distL="0" distR="0" wp14:anchorId="657537E1" wp14:editId="188F42CB">
             <wp:extent cx="5943600" cy="4418965"/>
@@ -911,6 +826,9 @@
     </w:p>
     <w:p>
       <w:r>
+        <w:rPr>
+          <w:noProof/>
+        </w:rPr>
         <w:drawing>
           <wp:inline distT="0" distB="0" distL="0" distR="0" wp14:anchorId="6290A898" wp14:editId="62A0C5FA">
             <wp:extent cx="2572109" cy="828791"/>
@@ -1003,7 +921,6 @@
         <w:docPartUnique/>
       </w:docPartObj>
     </w:sdtPr>
-    <w:sdtEndPr/>
     <w:sdtContent>
       <w:p>
         <w:pPr>
